--- a/TCC/TCC-Documentacao.docx
+++ b/TCC/TCC-Documentacao.docx
@@ -143,7 +143,24 @@
           <w:color w:val="000000" w:themeColor="text1"/>
           <w:lang w:val="pt-BR"/>
         </w:rPr>
-        <w:t>A solução utiliza as tabelas customizadas ZZ1 e ZZ2, relacionadas aos cadastros padrão SA2 (Fornecedores) e SB1 (Produtos). A ZZ1 concentra os controles de fornecimento e certificados, enquanto a ZZ2 registra as ocorrências relacionadas aos controles cadastrados.</w:t>
+        <w:t xml:space="preserve">A solução utiliza as tabelas customizadas ZZ1 e ZZ2, relacionadas aos </w:t>
+      </w:r>
+      <w:r>
+        <w:rPr>
+          <w:rFonts w:cs="Arial"/>
+          <w:color w:val="000000" w:themeColor="text1"/>
+          <w:u w:val="single"/>
+          <w:lang w:val="pt-BR"/>
+        </w:rPr>
+        <w:t>cadastros</w:t>
+      </w:r>
+      <w:r>
+        <w:rPr>
+          <w:rFonts w:cs="Arial"/>
+          <w:color w:val="000000" w:themeColor="text1"/>
+          <w:lang w:val="pt-BR"/>
+        </w:rPr>
+        <w:t xml:space="preserve"> padrão SA2 (Fornecedores) e SB1 (Produtos). A ZZ1 concentra os controles de fornecimento e certificados, enquanto a ZZ2 registra as ocorrências relacionadas aos controles cadastrados.</w:t>
       </w:r>
     </w:p>
     <w:p>
@@ -206,7 +223,6 @@
               <w:rPr>
                 <w:rFonts w:cs="Arial"/>
                 <w:color w:val="000000" w:themeColor="text1"/>
-                <w:u w:val="single"/>
               </w:rPr>
             </w:pPr>
             <w:r>
@@ -238,8 +254,18 @@
                 <w:color w:val="000000" w:themeColor="text1"/>
                 <w:sz w:val="17"/>
               </w:rPr>
-              <w:t>Pasta do Projeto</w:t>
-            </w:r>
+              <w:t xml:space="preserve">Pasta </w:t>
+            </w:r>
+            <w:proofErr w:type="spellStart"/>
+            <w:r>
+              <w:rPr>
+                <w:rFonts w:cs="Arial"/>
+                <w:color w:val="000000" w:themeColor="text1"/>
+                <w:sz w:val="17"/>
+              </w:rPr>
+              <w:t>Projeto</w:t>
+            </w:r>
+            <w:proofErr w:type="spellEnd"/>
           </w:p>
         </w:tc>
       </w:tr>
@@ -418,7 +444,25 @@
                 <w:color w:val="000000" w:themeColor="text1"/>
                 <w:sz w:val="17"/>
               </w:rPr>
-              <w:t>Dados-e-Dicionario/</w:t>
+              <w:t>Dados-e-</w:t>
+            </w:r>
+            <w:proofErr w:type="spellStart"/>
+            <w:r>
+              <w:rPr>
+                <w:rFonts w:cs="Arial"/>
+                <w:color w:val="000000" w:themeColor="text1"/>
+                <w:sz w:val="17"/>
+              </w:rPr>
+              <w:t>Dicionario</w:t>
+            </w:r>
+            <w:proofErr w:type="spellEnd"/>
+            <w:r>
+              <w:rPr>
+                <w:rFonts w:cs="Arial"/>
+                <w:color w:val="000000" w:themeColor="text1"/>
+                <w:sz w:val="17"/>
+              </w:rPr>
+              <w:t>/</w:t>
             </w:r>
           </w:p>
         </w:tc>
@@ -463,13 +507,23 @@
                 <w:color w:val="000000" w:themeColor="text1"/>
               </w:rPr>
             </w:pPr>
-            <w:r>
-              <w:rPr>
-                <w:rFonts w:cs="Arial"/>
-                <w:color w:val="000000" w:themeColor="text1"/>
-                <w:sz w:val="17"/>
-              </w:rPr>
-              <w:t>evidencias/</w:t>
+            <w:proofErr w:type="spellStart"/>
+            <w:r>
+              <w:rPr>
+                <w:rFonts w:cs="Arial"/>
+                <w:color w:val="000000" w:themeColor="text1"/>
+                <w:sz w:val="17"/>
+              </w:rPr>
+              <w:t>evidencias</w:t>
+            </w:r>
+            <w:proofErr w:type="spellEnd"/>
+            <w:r>
+              <w:rPr>
+                <w:rFonts w:cs="Arial"/>
+                <w:color w:val="000000" w:themeColor="text1"/>
+                <w:sz w:val="17"/>
+              </w:rPr>
+              <w:t>/</w:t>
             </w:r>
           </w:p>
         </w:tc>
@@ -621,6 +675,58 @@
           <w:color w:val="000000" w:themeColor="text1"/>
           <w:lang w:val="pt-BR"/>
         </w:rPr>
+        <w:drawing>
+          <wp:inline distT="0" distB="0" distL="0" distR="0" wp14:anchorId="3255F9A5" wp14:editId="642FBE98">
+            <wp:extent cx="1865376" cy="1599756"/>
+            <wp:effectExtent l="0" t="0" r="1905" b="635"/>
+            <wp:docPr id="1397642246" name="Imagem 1"/>
+            <wp:cNvGraphicFramePr>
+              <a:graphicFrameLocks xmlns:a="http://schemas.openxmlformats.org/drawingml/2006/main" noChangeAspect="1"/>
+            </wp:cNvGraphicFramePr>
+            <a:graphic xmlns:a="http://schemas.openxmlformats.org/drawingml/2006/main">
+              <a:graphicData uri="http://schemas.openxmlformats.org/drawingml/2006/picture">
+                <pic:pic xmlns:pic="http://schemas.openxmlformats.org/drawingml/2006/picture">
+                  <pic:nvPicPr>
+                    <pic:cNvPr id="1397642246" name=""/>
+                    <pic:cNvPicPr/>
+                  </pic:nvPicPr>
+                  <pic:blipFill>
+                    <a:blip r:embed="rId8"/>
+                    <a:stretch>
+                      <a:fillRect/>
+                    </a:stretch>
+                  </pic:blipFill>
+                  <pic:spPr>
+                    <a:xfrm>
+                      <a:off x="0" y="0"/>
+                      <a:ext cx="1867918" cy="1601936"/>
+                    </a:xfrm>
+                    <a:prstGeom prst="rect">
+                      <a:avLst/>
+                    </a:prstGeom>
+                  </pic:spPr>
+                </pic:pic>
+              </a:graphicData>
+            </a:graphic>
+          </wp:inline>
+        </w:drawing>
+      </w:r>
+    </w:p>
+    <w:p>
+      <w:pPr>
+        <w:pStyle w:val="Ttulo1"/>
+        <w:rPr>
+          <w:rFonts w:ascii="Arial" w:hAnsi="Arial" w:cs="Arial"/>
+          <w:color w:val="000000" w:themeColor="text1"/>
+          <w:lang w:val="pt-BR"/>
+        </w:rPr>
+      </w:pPr>
+      <w:r>
+        <w:rPr>
+          <w:rFonts w:ascii="Arial" w:hAnsi="Arial" w:cs="Arial"/>
+          <w:color w:val="000000" w:themeColor="text1"/>
+          <w:lang w:val="pt-BR"/>
+        </w:rPr>
         <w:t>3. Dicionário de Dados e Estrutura das Tabelas</w:t>
       </w:r>
     </w:p>
@@ -656,6 +762,7 @@
           <w:color w:val="000000" w:themeColor="text1"/>
           <w:lang w:val="pt-BR"/>
         </w:rPr>
+        <w:lastRenderedPageBreak/>
         <w:t>3.1. Tabela ZZ1 — Controle de Fornecimento / Certificados</w:t>
       </w:r>
     </w:p>
@@ -724,6 +831,7 @@
                 <w:color w:val="000000" w:themeColor="text1"/>
               </w:rPr>
             </w:pPr>
+            <w:proofErr w:type="spellStart"/>
             <w:r>
               <w:rPr>
                 <w:rFonts w:cs="Arial"/>
@@ -732,6 +840,7 @@
               </w:rPr>
               <w:t>Título</w:t>
             </w:r>
+            <w:proofErr w:type="spellEnd"/>
           </w:p>
         </w:tc>
         <w:tc>
@@ -834,6 +943,7 @@
                 <w:color w:val="000000" w:themeColor="text1"/>
               </w:rPr>
             </w:pPr>
+            <w:proofErr w:type="spellStart"/>
             <w:r>
               <w:rPr>
                 <w:rFonts w:cs="Arial"/>
@@ -842,6 +952,7 @@
               </w:rPr>
               <w:t>Contexto</w:t>
             </w:r>
+            <w:proofErr w:type="spellEnd"/>
           </w:p>
         </w:tc>
       </w:tr>
@@ -998,6 +1109,7 @@
                 <w:color w:val="000000" w:themeColor="text1"/>
               </w:rPr>
             </w:pPr>
+            <w:proofErr w:type="spellStart"/>
             <w:r>
               <w:rPr>
                 <w:rFonts w:cs="Arial"/>
@@ -1006,6 +1118,7 @@
               </w:rPr>
               <w:t>Codigo</w:t>
             </w:r>
+            <w:proofErr w:type="spellEnd"/>
           </w:p>
         </w:tc>
         <w:tc>
@@ -1141,8 +1254,18 @@
                 <w:color w:val="000000" w:themeColor="text1"/>
                 <w:sz w:val="17"/>
               </w:rPr>
-              <w:t>Cod. Fornec</w:t>
-            </w:r>
+              <w:t xml:space="preserve">Cod. </w:t>
+            </w:r>
+            <w:proofErr w:type="spellStart"/>
+            <w:r>
+              <w:rPr>
+                <w:rFonts w:cs="Arial"/>
+                <w:color w:val="000000" w:themeColor="text1"/>
+                <w:sz w:val="17"/>
+              </w:rPr>
+              <w:t>Fornec</w:t>
+            </w:r>
+            <w:proofErr w:type="spellEnd"/>
           </w:p>
         </w:tc>
         <w:tc>
@@ -1278,8 +1401,18 @@
                 <w:color w:val="000000" w:themeColor="text1"/>
                 <w:sz w:val="17"/>
               </w:rPr>
-              <w:t>Loja Fornec</w:t>
-            </w:r>
+              <w:t xml:space="preserve">Loja </w:t>
+            </w:r>
+            <w:proofErr w:type="spellStart"/>
+            <w:r>
+              <w:rPr>
+                <w:rFonts w:cs="Arial"/>
+                <w:color w:val="000000" w:themeColor="text1"/>
+                <w:sz w:val="17"/>
+              </w:rPr>
+              <w:t>Fornec</w:t>
+            </w:r>
+            <w:proofErr w:type="spellEnd"/>
           </w:p>
         </w:tc>
         <w:tc>
@@ -1415,8 +1548,18 @@
                 <w:color w:val="000000" w:themeColor="text1"/>
                 <w:sz w:val="17"/>
               </w:rPr>
-              <w:t>Nome Fornec</w:t>
-            </w:r>
+              <w:t xml:space="preserve">Nome </w:t>
+            </w:r>
+            <w:proofErr w:type="spellStart"/>
+            <w:r>
+              <w:rPr>
+                <w:rFonts w:cs="Arial"/>
+                <w:color w:val="000000" w:themeColor="text1"/>
+                <w:sz w:val="17"/>
+              </w:rPr>
+              <w:t>Fornec</w:t>
+            </w:r>
+            <w:proofErr w:type="spellEnd"/>
           </w:p>
         </w:tc>
         <w:tc>
@@ -1552,9 +1695,18 @@
                 <w:color w:val="000000" w:themeColor="text1"/>
                 <w:sz w:val="17"/>
               </w:rPr>
-              <w:lastRenderedPageBreak/>
-              <w:t>Dados Certif</w:t>
-            </w:r>
+              <w:t xml:space="preserve">Dados </w:t>
+            </w:r>
+            <w:proofErr w:type="spellStart"/>
+            <w:r>
+              <w:rPr>
+                <w:rFonts w:cs="Arial"/>
+                <w:color w:val="000000" w:themeColor="text1"/>
+                <w:sz w:val="17"/>
+              </w:rPr>
+              <w:t>Certif</w:t>
+            </w:r>
+            <w:proofErr w:type="spellEnd"/>
           </w:p>
         </w:tc>
         <w:tc>
@@ -1690,8 +1842,18 @@
                 <w:color w:val="000000" w:themeColor="text1"/>
                 <w:sz w:val="17"/>
               </w:rPr>
-              <w:t>Val. Certif</w:t>
-            </w:r>
+              <w:t xml:space="preserve">Val. </w:t>
+            </w:r>
+            <w:proofErr w:type="spellStart"/>
+            <w:r>
+              <w:rPr>
+                <w:rFonts w:cs="Arial"/>
+                <w:color w:val="000000" w:themeColor="text1"/>
+                <w:sz w:val="17"/>
+              </w:rPr>
+              <w:t>Certif</w:t>
+            </w:r>
+            <w:proofErr w:type="spellEnd"/>
           </w:p>
         </w:tc>
         <w:tc>
@@ -1821,13 +1983,23 @@
                 <w:color w:val="000000" w:themeColor="text1"/>
               </w:rPr>
             </w:pPr>
-            <w:r>
-              <w:rPr>
-                <w:rFonts w:cs="Arial"/>
-                <w:color w:val="000000" w:themeColor="text1"/>
-                <w:sz w:val="17"/>
-              </w:rPr>
-              <w:t>Tolerância (%)</w:t>
+            <w:proofErr w:type="spellStart"/>
+            <w:r>
+              <w:rPr>
+                <w:rFonts w:cs="Arial"/>
+                <w:color w:val="000000" w:themeColor="text1"/>
+                <w:sz w:val="17"/>
+              </w:rPr>
+              <w:t>Tolerância</w:t>
+            </w:r>
+            <w:proofErr w:type="spellEnd"/>
+            <w:r>
+              <w:rPr>
+                <w:rFonts w:cs="Arial"/>
+                <w:color w:val="000000" w:themeColor="text1"/>
+                <w:sz w:val="17"/>
+              </w:rPr>
+              <w:t xml:space="preserve"> (%)</w:t>
             </w:r>
           </w:p>
         </w:tc>
@@ -1964,8 +2136,18 @@
                 <w:color w:val="000000" w:themeColor="text1"/>
                 <w:sz w:val="17"/>
               </w:rPr>
-              <w:t>Qtd. Conforme</w:t>
-            </w:r>
+              <w:t xml:space="preserve">Qtd. </w:t>
+            </w:r>
+            <w:proofErr w:type="spellStart"/>
+            <w:r>
+              <w:rPr>
+                <w:rFonts w:cs="Arial"/>
+                <w:color w:val="000000" w:themeColor="text1"/>
+                <w:sz w:val="17"/>
+              </w:rPr>
+              <w:t>Confor</w:t>
+            </w:r>
+            <w:proofErr w:type="spellEnd"/>
           </w:p>
         </w:tc>
         <w:tc>
@@ -2101,8 +2283,18 @@
                 <w:color w:val="000000" w:themeColor="text1"/>
                 <w:sz w:val="17"/>
               </w:rPr>
-              <w:t>Qtd N Confor</w:t>
-            </w:r>
+              <w:t xml:space="preserve">Qtd N </w:t>
+            </w:r>
+            <w:proofErr w:type="spellStart"/>
+            <w:r>
+              <w:rPr>
+                <w:rFonts w:cs="Arial"/>
+                <w:color w:val="000000" w:themeColor="text1"/>
+                <w:sz w:val="17"/>
+              </w:rPr>
+              <w:t>Confor</w:t>
+            </w:r>
+            <w:proofErr w:type="spellEnd"/>
           </w:p>
         </w:tc>
         <w:tc>
@@ -2226,10 +2418,80 @@
       </w:pPr>
       <w:r>
         <w:rPr>
+          <w:noProof/>
+        </w:rPr>
+        <w:drawing>
+          <wp:inline distT="0" distB="0" distL="0" distR="0" wp14:anchorId="3A71CED3" wp14:editId="598FC4C5">
+            <wp:extent cx="4945075" cy="2499937"/>
+            <wp:effectExtent l="0" t="0" r="8255" b="0"/>
+            <wp:docPr id="1333839537" name="Imagem 1"/>
+            <wp:cNvGraphicFramePr>
+              <a:graphicFrameLocks xmlns:a="http://schemas.openxmlformats.org/drawingml/2006/main" noChangeAspect="1"/>
+            </wp:cNvGraphicFramePr>
+            <a:graphic xmlns:a="http://schemas.openxmlformats.org/drawingml/2006/main">
+              <a:graphicData uri="http://schemas.openxmlformats.org/drawingml/2006/picture">
+                <pic:pic xmlns:pic="http://schemas.openxmlformats.org/drawingml/2006/picture">
+                  <pic:nvPicPr>
+                    <pic:cNvPr id="0" name="Picture 1"/>
+                    <pic:cNvPicPr>
+                      <a:picLocks noChangeAspect="1" noChangeArrowheads="1"/>
+                    </pic:cNvPicPr>
+                  </pic:nvPicPr>
+                  <pic:blipFill>
+                    <a:blip r:embed="rId9">
+                      <a:extLst>
+                        <a:ext uri="{28A0092B-C50C-407E-A947-70E740481C1C}">
+                          <a14:useLocalDpi xmlns:a14="http://schemas.microsoft.com/office/drawing/2010/main" val="0"/>
+                        </a:ext>
+                      </a:extLst>
+                    </a:blip>
+                    <a:srcRect/>
+                    <a:stretch>
+                      <a:fillRect/>
+                    </a:stretch>
+                  </pic:blipFill>
+                  <pic:spPr bwMode="auto">
+                    <a:xfrm>
+                      <a:off x="0" y="0"/>
+                      <a:ext cx="4951699" cy="2503286"/>
+                    </a:xfrm>
+                    <a:prstGeom prst="rect">
+                      <a:avLst/>
+                    </a:prstGeom>
+                    <a:noFill/>
+                    <a:ln>
+                      <a:noFill/>
+                    </a:ln>
+                  </pic:spPr>
+                </pic:pic>
+              </a:graphicData>
+            </a:graphic>
+          </wp:inline>
+        </w:drawing>
+      </w:r>
+    </w:p>
+    <w:p>
+      <w:pPr>
+        <w:rPr>
           <w:rFonts w:cs="Arial"/>
           <w:color w:val="000000" w:themeColor="text1"/>
         </w:rPr>
-        <w:t>Índices da ZZ1:</w:t>
+      </w:pPr>
+      <w:proofErr w:type="spellStart"/>
+      <w:r>
+        <w:rPr>
+          <w:rFonts w:cs="Arial"/>
+          <w:color w:val="000000" w:themeColor="text1"/>
+        </w:rPr>
+        <w:t>Índices</w:t>
+      </w:r>
+      <w:proofErr w:type="spellEnd"/>
+      <w:r>
+        <w:rPr>
+          <w:rFonts w:cs="Arial"/>
+          <w:color w:val="000000" w:themeColor="text1"/>
+        </w:rPr>
+        <w:t xml:space="preserve"> da ZZ1:</w:t>
       </w:r>
     </w:p>
     <w:p>
@@ -2284,6 +2546,74 @@
           <w:lang w:val="pt-BR"/>
         </w:rPr>
         <w:t>3. ZZ1_FILIAL + DTOS(ZZ1_VALCER) — consulta por validade do certificado.</w:t>
+      </w:r>
+    </w:p>
+    <w:p>
+      <w:pPr>
+        <w:pStyle w:val="Numerada"/>
+        <w:numPr>
+          <w:ilvl w:val="0"/>
+          <w:numId w:val="0"/>
+        </w:numPr>
+        <w:ind w:left="360"/>
+        <w:rPr>
+          <w:rFonts w:cs="Arial"/>
+          <w:color w:val="000000" w:themeColor="text1"/>
+          <w:lang w:val="pt-BR"/>
+        </w:rPr>
+      </w:pPr>
+      <w:r>
+        <w:rPr>
+          <w:noProof/>
+        </w:rPr>
+        <w:drawing>
+          <wp:inline distT="0" distB="0" distL="0" distR="0" wp14:anchorId="1CAC8F33" wp14:editId="5A40C629">
+            <wp:extent cx="4798771" cy="1315157"/>
+            <wp:effectExtent l="0" t="0" r="1905" b="0"/>
+            <wp:docPr id="58469696" name="Imagem 2"/>
+            <wp:cNvGraphicFramePr>
+              <a:graphicFrameLocks xmlns:a="http://schemas.openxmlformats.org/drawingml/2006/main" noChangeAspect="1"/>
+            </wp:cNvGraphicFramePr>
+            <a:graphic xmlns:a="http://schemas.openxmlformats.org/drawingml/2006/main">
+              <a:graphicData uri="http://schemas.openxmlformats.org/drawingml/2006/picture">
+                <pic:pic xmlns:pic="http://schemas.openxmlformats.org/drawingml/2006/picture">
+                  <pic:nvPicPr>
+                    <pic:cNvPr id="0" name="Picture 3"/>
+                    <pic:cNvPicPr>
+                      <a:picLocks noChangeAspect="1" noChangeArrowheads="1"/>
+                    </pic:cNvPicPr>
+                  </pic:nvPicPr>
+                  <pic:blipFill>
+                    <a:blip r:embed="rId10">
+                      <a:extLst>
+                        <a:ext uri="{28A0092B-C50C-407E-A947-70E740481C1C}">
+                          <a14:useLocalDpi xmlns:a14="http://schemas.microsoft.com/office/drawing/2010/main" val="0"/>
+                        </a:ext>
+                      </a:extLst>
+                    </a:blip>
+                    <a:srcRect/>
+                    <a:stretch>
+                      <a:fillRect/>
+                    </a:stretch>
+                  </pic:blipFill>
+                  <pic:spPr bwMode="auto">
+                    <a:xfrm>
+                      <a:off x="0" y="0"/>
+                      <a:ext cx="4818020" cy="1320432"/>
+                    </a:xfrm>
+                    <a:prstGeom prst="rect">
+                      <a:avLst/>
+                    </a:prstGeom>
+                    <a:noFill/>
+                    <a:ln>
+                      <a:noFill/>
+                    </a:ln>
+                  </pic:spPr>
+                </pic:pic>
+              </a:graphicData>
+            </a:graphic>
+          </wp:inline>
+        </w:drawing>
       </w:r>
     </w:p>
     <w:p>
@@ -2369,6 +2699,7 @@
                 <w:color w:val="000000" w:themeColor="text1"/>
               </w:rPr>
             </w:pPr>
+            <w:proofErr w:type="spellStart"/>
             <w:r>
               <w:rPr>
                 <w:rFonts w:cs="Arial"/>
@@ -2377,6 +2708,7 @@
               </w:rPr>
               <w:t>Título</w:t>
             </w:r>
+            <w:proofErr w:type="spellEnd"/>
           </w:p>
         </w:tc>
         <w:tc>
@@ -2479,6 +2811,7 @@
                 <w:color w:val="000000" w:themeColor="text1"/>
               </w:rPr>
             </w:pPr>
+            <w:proofErr w:type="spellStart"/>
             <w:r>
               <w:rPr>
                 <w:rFonts w:cs="Arial"/>
@@ -2487,6 +2820,7 @@
               </w:rPr>
               <w:t>Contexto</w:t>
             </w:r>
+            <w:proofErr w:type="spellEnd"/>
           </w:p>
         </w:tc>
       </w:tr>
@@ -2786,8 +3120,19 @@
                 <w:color w:val="000000" w:themeColor="text1"/>
                 <w:sz w:val="17"/>
               </w:rPr>
-              <w:t>Cod. Fornec</w:t>
-            </w:r>
+              <w:lastRenderedPageBreak/>
+              <w:t xml:space="preserve">Cod. </w:t>
+            </w:r>
+            <w:proofErr w:type="spellStart"/>
+            <w:r>
+              <w:rPr>
+                <w:rFonts w:cs="Arial"/>
+                <w:color w:val="000000" w:themeColor="text1"/>
+                <w:sz w:val="17"/>
+              </w:rPr>
+              <w:t>Fornec</w:t>
+            </w:r>
+            <w:proofErr w:type="spellEnd"/>
           </w:p>
         </w:tc>
         <w:tc>
@@ -2923,8 +3268,18 @@
                 <w:color w:val="000000" w:themeColor="text1"/>
                 <w:sz w:val="17"/>
               </w:rPr>
-              <w:t>Loja Fornec</w:t>
-            </w:r>
+              <w:t xml:space="preserve">Loja </w:t>
+            </w:r>
+            <w:proofErr w:type="spellStart"/>
+            <w:r>
+              <w:rPr>
+                <w:rFonts w:cs="Arial"/>
+                <w:color w:val="000000" w:themeColor="text1"/>
+                <w:sz w:val="17"/>
+              </w:rPr>
+              <w:t>Fornec</w:t>
+            </w:r>
+            <w:proofErr w:type="spellEnd"/>
           </w:p>
         </w:tc>
         <w:tc>
@@ -3060,8 +3415,18 @@
                 <w:color w:val="000000" w:themeColor="text1"/>
                 <w:sz w:val="17"/>
               </w:rPr>
-              <w:t>Nome Fornec</w:t>
-            </w:r>
+              <w:t xml:space="preserve">Nome </w:t>
+            </w:r>
+            <w:proofErr w:type="spellStart"/>
+            <w:r>
+              <w:rPr>
+                <w:rFonts w:cs="Arial"/>
+                <w:color w:val="000000" w:themeColor="text1"/>
+                <w:sz w:val="17"/>
+              </w:rPr>
+              <w:t>Fornec</w:t>
+            </w:r>
+            <w:proofErr w:type="spellEnd"/>
           </w:p>
         </w:tc>
         <w:tc>
@@ -3197,8 +3562,18 @@
                 <w:color w:val="000000" w:themeColor="text1"/>
                 <w:sz w:val="17"/>
               </w:rPr>
-              <w:t>Data Ocorrenc</w:t>
-            </w:r>
+              <w:t xml:space="preserve">Data </w:t>
+            </w:r>
+            <w:proofErr w:type="spellStart"/>
+            <w:r>
+              <w:rPr>
+                <w:rFonts w:cs="Arial"/>
+                <w:color w:val="000000" w:themeColor="text1"/>
+                <w:sz w:val="17"/>
+              </w:rPr>
+              <w:t>Ocorrenc</w:t>
+            </w:r>
+            <w:proofErr w:type="spellEnd"/>
           </w:p>
         </w:tc>
         <w:tc>
@@ -3465,6 +3840,7 @@
                 <w:color w:val="000000" w:themeColor="text1"/>
               </w:rPr>
             </w:pPr>
+            <w:proofErr w:type="spellStart"/>
             <w:r>
               <w:rPr>
                 <w:rFonts w:cs="Arial"/>
@@ -3473,6 +3849,7 @@
               </w:rPr>
               <w:t>Produto</w:t>
             </w:r>
+            <w:proofErr w:type="spellEnd"/>
           </w:p>
         </w:tc>
         <w:tc>
@@ -3602,13 +3979,23 @@
                 <w:color w:val="000000" w:themeColor="text1"/>
               </w:rPr>
             </w:pPr>
-            <w:r>
-              <w:rPr>
-                <w:rFonts w:cs="Arial"/>
-                <w:color w:val="000000" w:themeColor="text1"/>
-                <w:sz w:val="17"/>
-              </w:rPr>
-              <w:t>Qtde Conform</w:t>
+            <w:proofErr w:type="spellStart"/>
+            <w:r>
+              <w:rPr>
+                <w:rFonts w:cs="Arial"/>
+                <w:color w:val="000000" w:themeColor="text1"/>
+                <w:sz w:val="17"/>
+              </w:rPr>
+              <w:t>Qtde</w:t>
+            </w:r>
+            <w:proofErr w:type="spellEnd"/>
+            <w:r>
+              <w:rPr>
+                <w:rFonts w:cs="Arial"/>
+                <w:color w:val="000000" w:themeColor="text1"/>
+                <w:sz w:val="17"/>
+              </w:rPr>
+              <w:t xml:space="preserve"> Conform</w:t>
             </w:r>
           </w:p>
         </w:tc>
@@ -3739,13 +4126,23 @@
                 <w:color w:val="000000" w:themeColor="text1"/>
               </w:rPr>
             </w:pPr>
-            <w:r>
-              <w:rPr>
-                <w:rFonts w:cs="Arial"/>
-                <w:color w:val="000000" w:themeColor="text1"/>
-                <w:sz w:val="17"/>
-              </w:rPr>
-              <w:t>Qtde N Cfm</w:t>
+            <w:proofErr w:type="spellStart"/>
+            <w:r>
+              <w:rPr>
+                <w:rFonts w:cs="Arial"/>
+                <w:color w:val="000000" w:themeColor="text1"/>
+                <w:sz w:val="17"/>
+              </w:rPr>
+              <w:t>Qtde</w:t>
+            </w:r>
+            <w:proofErr w:type="spellEnd"/>
+            <w:r>
+              <w:rPr>
+                <w:rFonts w:cs="Arial"/>
+                <w:color w:val="000000" w:themeColor="text1"/>
+                <w:sz w:val="17"/>
+              </w:rPr>
+              <w:t xml:space="preserve"> N Cfm</w:t>
             </w:r>
           </w:p>
         </w:tc>
@@ -3882,8 +4279,18 @@
                 <w:color w:val="000000" w:themeColor="text1"/>
                 <w:sz w:val="17"/>
               </w:rPr>
-              <w:t>Valor Unitar</w:t>
-            </w:r>
+              <w:t xml:space="preserve">Valor </w:t>
+            </w:r>
+            <w:proofErr w:type="spellStart"/>
+            <w:r>
+              <w:rPr>
+                <w:rFonts w:cs="Arial"/>
+                <w:color w:val="000000" w:themeColor="text1"/>
+                <w:sz w:val="17"/>
+              </w:rPr>
+              <w:t>Unitar</w:t>
+            </w:r>
+            <w:proofErr w:type="spellEnd"/>
           </w:p>
         </w:tc>
         <w:tc>
@@ -4156,8 +4563,18 @@
                 <w:color w:val="000000" w:themeColor="text1"/>
                 <w:sz w:val="17"/>
               </w:rPr>
-              <w:t>R$ Nao Confo</w:t>
-            </w:r>
+              <w:t xml:space="preserve">R$ Nao </w:t>
+            </w:r>
+            <w:proofErr w:type="spellStart"/>
+            <w:r>
+              <w:rPr>
+                <w:rFonts w:cs="Arial"/>
+                <w:color w:val="000000" w:themeColor="text1"/>
+                <w:sz w:val="17"/>
+              </w:rPr>
+              <w:t>Confo</w:t>
+            </w:r>
+            <w:proofErr w:type="spellEnd"/>
           </w:p>
         </w:tc>
         <w:tc>
@@ -4281,10 +4698,80 @@
       </w:pPr>
       <w:r>
         <w:rPr>
+          <w:noProof/>
+        </w:rPr>
+        <w:drawing>
+          <wp:inline distT="0" distB="0" distL="0" distR="0" wp14:anchorId="5F368868" wp14:editId="626A70D1">
+            <wp:extent cx="6188710" cy="2985770"/>
+            <wp:effectExtent l="0" t="0" r="2540" b="5080"/>
+            <wp:docPr id="1817232139" name="Imagem 3"/>
+            <wp:cNvGraphicFramePr>
+              <a:graphicFrameLocks xmlns:a="http://schemas.openxmlformats.org/drawingml/2006/main" noChangeAspect="1"/>
+            </wp:cNvGraphicFramePr>
+            <a:graphic xmlns:a="http://schemas.openxmlformats.org/drawingml/2006/main">
+              <a:graphicData uri="http://schemas.openxmlformats.org/drawingml/2006/picture">
+                <pic:pic xmlns:pic="http://schemas.openxmlformats.org/drawingml/2006/picture">
+                  <pic:nvPicPr>
+                    <pic:cNvPr id="0" name="Picture 5"/>
+                    <pic:cNvPicPr>
+                      <a:picLocks noChangeAspect="1" noChangeArrowheads="1"/>
+                    </pic:cNvPicPr>
+                  </pic:nvPicPr>
+                  <pic:blipFill>
+                    <a:blip r:embed="rId11">
+                      <a:extLst>
+                        <a:ext uri="{28A0092B-C50C-407E-A947-70E740481C1C}">
+                          <a14:useLocalDpi xmlns:a14="http://schemas.microsoft.com/office/drawing/2010/main" val="0"/>
+                        </a:ext>
+                      </a:extLst>
+                    </a:blip>
+                    <a:srcRect/>
+                    <a:stretch>
+                      <a:fillRect/>
+                    </a:stretch>
+                  </pic:blipFill>
+                  <pic:spPr bwMode="auto">
+                    <a:xfrm>
+                      <a:off x="0" y="0"/>
+                      <a:ext cx="6188710" cy="2985770"/>
+                    </a:xfrm>
+                    <a:prstGeom prst="rect">
+                      <a:avLst/>
+                    </a:prstGeom>
+                    <a:noFill/>
+                    <a:ln>
+                      <a:noFill/>
+                    </a:ln>
+                  </pic:spPr>
+                </pic:pic>
+              </a:graphicData>
+            </a:graphic>
+          </wp:inline>
+        </w:drawing>
+      </w:r>
+    </w:p>
+    <w:p>
+      <w:pPr>
+        <w:rPr>
           <w:rFonts w:cs="Arial"/>
           <w:color w:val="000000" w:themeColor="text1"/>
         </w:rPr>
-        <w:t>Índices da ZZ2:</w:t>
+      </w:pPr>
+      <w:proofErr w:type="spellStart"/>
+      <w:r>
+        <w:rPr>
+          <w:rFonts w:cs="Arial"/>
+          <w:color w:val="000000" w:themeColor="text1"/>
+        </w:rPr>
+        <w:t>Índices</w:t>
+      </w:r>
+      <w:proofErr w:type="spellEnd"/>
+      <w:r>
+        <w:rPr>
+          <w:rFonts w:cs="Arial"/>
+          <w:color w:val="000000" w:themeColor="text1"/>
+        </w:rPr>
+        <w:t xml:space="preserve"> da ZZ2:</w:t>
       </w:r>
     </w:p>
     <w:p>
@@ -4343,19 +4830,88 @@
     </w:p>
     <w:p>
       <w:pPr>
-        <w:pStyle w:val="Ttulo1"/>
-        <w:rPr>
-          <w:rFonts w:ascii="Arial" w:hAnsi="Arial" w:cs="Arial"/>
+        <w:pStyle w:val="Numerada"/>
+        <w:numPr>
+          <w:ilvl w:val="0"/>
+          <w:numId w:val="0"/>
+        </w:numPr>
+        <w:ind w:left="360"/>
+        <w:rPr>
+          <w:rFonts w:cs="Arial"/>
           <w:color w:val="000000" w:themeColor="text1"/>
           <w:lang w:val="pt-BR"/>
         </w:rPr>
       </w:pPr>
       <w:r>
         <w:rPr>
+          <w:noProof/>
+        </w:rPr>
+        <w:drawing>
+          <wp:inline distT="0" distB="0" distL="0" distR="0" wp14:anchorId="5960E5C2" wp14:editId="62F6A5AB">
+            <wp:extent cx="6188710" cy="2324100"/>
+            <wp:effectExtent l="0" t="0" r="2540" b="0"/>
+            <wp:docPr id="1630153869" name="Imagem 4"/>
+            <wp:cNvGraphicFramePr>
+              <a:graphicFrameLocks xmlns:a="http://schemas.openxmlformats.org/drawingml/2006/main" noChangeAspect="1"/>
+            </wp:cNvGraphicFramePr>
+            <a:graphic xmlns:a="http://schemas.openxmlformats.org/drawingml/2006/main">
+              <a:graphicData uri="http://schemas.openxmlformats.org/drawingml/2006/picture">
+                <pic:pic xmlns:pic="http://schemas.openxmlformats.org/drawingml/2006/picture">
+                  <pic:nvPicPr>
+                    <pic:cNvPr id="0" name="Picture 7"/>
+                    <pic:cNvPicPr>
+                      <a:picLocks noChangeAspect="1" noChangeArrowheads="1"/>
+                    </pic:cNvPicPr>
+                  </pic:nvPicPr>
+                  <pic:blipFill>
+                    <a:blip r:embed="rId12">
+                      <a:extLst>
+                        <a:ext uri="{28A0092B-C50C-407E-A947-70E740481C1C}">
+                          <a14:useLocalDpi xmlns:a14="http://schemas.microsoft.com/office/drawing/2010/main" val="0"/>
+                        </a:ext>
+                      </a:extLst>
+                    </a:blip>
+                    <a:srcRect/>
+                    <a:stretch>
+                      <a:fillRect/>
+                    </a:stretch>
+                  </pic:blipFill>
+                  <pic:spPr bwMode="auto">
+                    <a:xfrm>
+                      <a:off x="0" y="0"/>
+                      <a:ext cx="6188710" cy="2324100"/>
+                    </a:xfrm>
+                    <a:prstGeom prst="rect">
+                      <a:avLst/>
+                    </a:prstGeom>
+                    <a:noFill/>
+                    <a:ln>
+                      <a:noFill/>
+                    </a:ln>
+                  </pic:spPr>
+                </pic:pic>
+              </a:graphicData>
+            </a:graphic>
+          </wp:inline>
+        </w:drawing>
+      </w:r>
+    </w:p>
+    <w:p>
+      <w:pPr>
+        <w:pStyle w:val="Ttulo1"/>
+        <w:rPr>
           <w:rFonts w:ascii="Arial" w:hAnsi="Arial" w:cs="Arial"/>
           <w:color w:val="000000" w:themeColor="text1"/>
           <w:lang w:val="pt-BR"/>
         </w:rPr>
+      </w:pPr>
+      <w:r>
+        <w:rPr>
+          <w:rFonts w:ascii="Arial" w:hAnsi="Arial" w:cs="Arial"/>
+          <w:color w:val="000000" w:themeColor="text1"/>
+          <w:lang w:val="pt-BR"/>
+        </w:rPr>
+        <w:lastRenderedPageBreak/>
         <w:t>4. Relacionamento entre as Tabelas</w:t>
       </w:r>
     </w:p>
@@ -4498,13 +5054,37 @@
           <w:color w:val="000000" w:themeColor="text1"/>
         </w:rPr>
       </w:pPr>
+      <w:proofErr w:type="spellStart"/>
       <w:r>
         <w:rPr>
           <w:rFonts w:cs="Arial"/>
           <w:color w:val="000000" w:themeColor="text1"/>
         </w:rPr>
-        <w:lastRenderedPageBreak/>
-        <w:t>Principais recursos:</w:t>
+        <w:t>Principais</w:t>
+      </w:r>
+      <w:proofErr w:type="spellEnd"/>
+      <w:r>
+        <w:rPr>
+          <w:rFonts w:cs="Arial"/>
+          <w:color w:val="000000" w:themeColor="text1"/>
+        </w:rPr>
+        <w:t xml:space="preserve"> </w:t>
+      </w:r>
+      <w:proofErr w:type="spellStart"/>
+      <w:r>
+        <w:rPr>
+          <w:rFonts w:cs="Arial"/>
+          <w:color w:val="000000" w:themeColor="text1"/>
+        </w:rPr>
+        <w:t>recursos</w:t>
+      </w:r>
+      <w:proofErr w:type="spellEnd"/>
+      <w:r>
+        <w:rPr>
+          <w:rFonts w:cs="Arial"/>
+          <w:color w:val="000000" w:themeColor="text1"/>
+        </w:rPr>
+        <w:t>:</w:t>
       </w:r>
     </w:p>
     <w:p>
@@ -4664,7 +5244,25 @@
           <w:color w:val="000000" w:themeColor="text1"/>
           <w:lang w:val="pt-BR"/>
         </w:rPr>
-        <w:t>STTZZ2FLT() — filtro das ocorrências conforme o controle ZZ1 selecionado.</w:t>
+        <w:t>STTZZ2</w:t>
+      </w:r>
+      <w:proofErr w:type="gramStart"/>
+      <w:r>
+        <w:rPr>
+          <w:rFonts w:cs="Arial"/>
+          <w:color w:val="000000" w:themeColor="text1"/>
+          <w:lang w:val="pt-BR"/>
+        </w:rPr>
+        <w:t>FLT(</w:t>
+      </w:r>
+      <w:proofErr w:type="gramEnd"/>
+      <w:r>
+        <w:rPr>
+          <w:rFonts w:cs="Arial"/>
+          <w:color w:val="000000" w:themeColor="text1"/>
+          <w:lang w:val="pt-BR"/>
+        </w:rPr>
+        <w:t>) — filtro das ocorrências conforme o controle ZZ1 selecionado.</w:t>
       </w:r>
     </w:p>
     <w:p>
@@ -4722,19 +5320,123 @@
     </w:p>
     <w:p>
       <w:pPr>
-        <w:pStyle w:val="Ttulo1"/>
-        <w:rPr>
-          <w:rFonts w:ascii="Arial" w:hAnsi="Arial" w:cs="Arial"/>
-          <w:color w:val="000000" w:themeColor="text1"/>
+        <w:rPr>
+          <w:rFonts w:cs="Arial"/>
+          <w:b/>
+          <w:bCs/>
+          <w:color w:val="000000" w:themeColor="text1"/>
+          <w:sz w:val="24"/>
+          <w:szCs w:val="24"/>
           <w:lang w:val="pt-BR"/>
         </w:rPr>
       </w:pPr>
       <w:r>
         <w:rPr>
+          <w:rFonts w:cs="Arial"/>
+          <w:b/>
+          <w:bCs/>
+          <w:color w:val="000000" w:themeColor="text1"/>
+          <w:sz w:val="24"/>
+          <w:szCs w:val="24"/>
+          <w:lang w:val="pt-BR"/>
+        </w:rPr>
+        <w:t>Print 3 Códigos compilados sem erros (</w:t>
+      </w:r>
+      <w:r>
+        <w:rPr>
+          <w:rFonts w:cs="Arial"/>
+          <w:b/>
+          <w:bCs/>
+          <w:color w:val="000000" w:themeColor="text1"/>
+          <w:sz w:val="24"/>
+          <w:szCs w:val="24"/>
+          <w:lang w:val="pt-BR"/>
+        </w:rPr>
+        <w:t>apenas para confirmação de funcionamento, arquivos previamente compilados individualmente):</w:t>
+      </w:r>
+    </w:p>
+    <w:p>
+      <w:pPr>
+        <w:rPr>
+          <w:rFonts w:cs="Arial"/>
+          <w:b/>
+          <w:bCs/>
+          <w:color w:val="000000" w:themeColor="text1"/>
+          <w:sz w:val="24"/>
+          <w:szCs w:val="24"/>
+          <w:lang w:val="pt-BR"/>
+        </w:rPr>
+      </w:pPr>
+      <w:r>
+        <w:rPr>
+          <w:noProof/>
+        </w:rPr>
+        <w:drawing>
+          <wp:inline distT="0" distB="0" distL="0" distR="0" wp14:anchorId="669C39C4" wp14:editId="792BC1C5">
+            <wp:extent cx="3107514" cy="1536192"/>
+            <wp:effectExtent l="0" t="0" r="0" b="6985"/>
+            <wp:docPr id="625747985" name="Imagem 5"/>
+            <wp:cNvGraphicFramePr>
+              <a:graphicFrameLocks xmlns:a="http://schemas.openxmlformats.org/drawingml/2006/main" noChangeAspect="1"/>
+            </wp:cNvGraphicFramePr>
+            <a:graphic xmlns:a="http://schemas.openxmlformats.org/drawingml/2006/main">
+              <a:graphicData uri="http://schemas.openxmlformats.org/drawingml/2006/picture">
+                <pic:pic xmlns:pic="http://schemas.openxmlformats.org/drawingml/2006/picture">
+                  <pic:nvPicPr>
+                    <pic:cNvPr id="0" name="Picture 9"/>
+                    <pic:cNvPicPr>
+                      <a:picLocks noChangeAspect="1" noChangeArrowheads="1"/>
+                    </pic:cNvPicPr>
+                  </pic:nvPicPr>
+                  <pic:blipFill>
+                    <a:blip r:embed="rId13">
+                      <a:extLst>
+                        <a:ext uri="{28A0092B-C50C-407E-A947-70E740481C1C}">
+                          <a14:useLocalDpi xmlns:a14="http://schemas.microsoft.com/office/drawing/2010/main" val="0"/>
+                        </a:ext>
+                      </a:extLst>
+                    </a:blip>
+                    <a:srcRect/>
+                    <a:stretch>
+                      <a:fillRect/>
+                    </a:stretch>
+                  </pic:blipFill>
+                  <pic:spPr bwMode="auto">
+                    <a:xfrm>
+                      <a:off x="0" y="0"/>
+                      <a:ext cx="3139316" cy="1551913"/>
+                    </a:xfrm>
+                    <a:prstGeom prst="rect">
+                      <a:avLst/>
+                    </a:prstGeom>
+                    <a:noFill/>
+                    <a:ln>
+                      <a:noFill/>
+                    </a:ln>
+                  </pic:spPr>
+                </pic:pic>
+              </a:graphicData>
+            </a:graphic>
+          </wp:inline>
+        </w:drawing>
+      </w:r>
+    </w:p>
+    <w:p>
+      <w:pPr>
+        <w:pStyle w:val="Ttulo1"/>
+        <w:rPr>
           <w:rFonts w:ascii="Arial" w:hAnsi="Arial" w:cs="Arial"/>
           <w:color w:val="000000" w:themeColor="text1"/>
           <w:lang w:val="pt-BR"/>
         </w:rPr>
+      </w:pPr>
+      <w:r>
+        <w:rPr>
+          <w:rFonts w:ascii="Arial" w:hAnsi="Arial" w:cs="Arial"/>
+          <w:color w:val="000000" w:themeColor="text1"/>
+          <w:lang w:val="pt-BR"/>
+        </w:rPr>
+        <w:lastRenderedPageBreak/>
         <w:t>6. Regras e Validações</w:t>
       </w:r>
     </w:p>
@@ -4782,6 +5484,8 @@
           <w:lang w:val="pt-BR"/>
         </w:rPr>
       </w:pPr>
+      <w:proofErr w:type="spellStart"/>
+      <w:proofErr w:type="gramStart"/>
       <w:r>
         <w:rPr>
           <w:rFonts w:ascii="Arial" w:hAnsi="Arial" w:cs="Arial"/>
@@ -4789,7 +5493,47 @@
           <w:sz w:val="18"/>
           <w:lang w:val="pt-BR"/>
         </w:rPr>
-        <w:t>ExistCpo("SA2", xFilial("SA2") + M-&gt;ZZ1_FORNEC + M-&gt;ZZ1_LOJAFO, 1)</w:t>
+        <w:t>ExistCpo</w:t>
+      </w:r>
+      <w:proofErr w:type="spellEnd"/>
+      <w:r>
+        <w:rPr>
+          <w:rFonts w:ascii="Arial" w:hAnsi="Arial" w:cs="Arial"/>
+          <w:color w:val="000000" w:themeColor="text1"/>
+          <w:sz w:val="18"/>
+          <w:lang w:val="pt-BR"/>
+        </w:rPr>
+        <w:t>(</w:t>
+      </w:r>
+      <w:proofErr w:type="gramEnd"/>
+      <w:r>
+        <w:rPr>
+          <w:rFonts w:ascii="Arial" w:hAnsi="Arial" w:cs="Arial"/>
+          <w:color w:val="000000" w:themeColor="text1"/>
+          <w:sz w:val="18"/>
+          <w:lang w:val="pt-BR"/>
+        </w:rPr>
+        <w:t xml:space="preserve">"SA2", </w:t>
+      </w:r>
+      <w:proofErr w:type="spellStart"/>
+      <w:r>
+        <w:rPr>
+          <w:rFonts w:ascii="Arial" w:hAnsi="Arial" w:cs="Arial"/>
+          <w:color w:val="000000" w:themeColor="text1"/>
+          <w:sz w:val="18"/>
+          <w:lang w:val="pt-BR"/>
+        </w:rPr>
+        <w:t>xFilial</w:t>
+      </w:r>
+      <w:proofErr w:type="spellEnd"/>
+      <w:r>
+        <w:rPr>
+          <w:rFonts w:ascii="Arial" w:hAnsi="Arial" w:cs="Arial"/>
+          <w:color w:val="000000" w:themeColor="text1"/>
+          <w:sz w:val="18"/>
+          <w:lang w:val="pt-BR"/>
+        </w:rPr>
+        <w:t>("SA2") + M-&gt;ZZ1_FORNEC + M-&gt;ZZ1_LOJAFO, 1)</w:t>
       </w:r>
     </w:p>
     <w:p>
@@ -4825,8 +5569,19 @@
           <w:sz w:val="18"/>
           <w:lang w:val="pt-BR"/>
         </w:rPr>
-        <w:t>M-&gt;ZZ1_VALCER &gt;= dDataBase</w:t>
+        <w:t xml:space="preserve">M-&gt;ZZ1_VALCER &gt;= </w:t>
       </w:r>
+      <w:proofErr w:type="spellStart"/>
+      <w:r>
+        <w:rPr>
+          <w:rFonts w:ascii="Arial" w:hAnsi="Arial" w:cs="Arial"/>
+          <w:color w:val="000000" w:themeColor="text1"/>
+          <w:sz w:val="18"/>
+          <w:lang w:val="pt-BR"/>
+        </w:rPr>
+        <w:t>dDataBase</w:t>
+      </w:r>
+      <w:proofErr w:type="spellEnd"/>
     </w:p>
     <w:p>
       <w:pPr>
@@ -4861,7 +5616,27 @@
           <w:sz w:val="18"/>
           <w:lang w:val="pt-BR"/>
         </w:rPr>
-        <w:t>M-&gt;ZZ1_TOLERA &gt;= 0 .AND. M-&gt;ZZ1_TOLERA &lt;= 100</w:t>
+        <w:t xml:space="preserve">M-&gt;ZZ1_TOLERA &gt;= </w:t>
+      </w:r>
+      <w:proofErr w:type="gramStart"/>
+      <w:r>
+        <w:rPr>
+          <w:rFonts w:ascii="Arial" w:hAnsi="Arial" w:cs="Arial"/>
+          <w:color w:val="000000" w:themeColor="text1"/>
+          <w:sz w:val="18"/>
+          <w:lang w:val="pt-BR"/>
+        </w:rPr>
+        <w:t>0 .</w:t>
+      </w:r>
+      <w:proofErr w:type="gramEnd"/>
+      <w:r>
+        <w:rPr>
+          <w:rFonts w:ascii="Arial" w:hAnsi="Arial" w:cs="Arial"/>
+          <w:color w:val="000000" w:themeColor="text1"/>
+          <w:sz w:val="18"/>
+          <w:lang w:val="pt-BR"/>
+        </w:rPr>
+        <w:t>AND. M-&gt;ZZ1_TOLERA &lt;= 100</w:t>
       </w:r>
     </w:p>
     <w:p>
@@ -4908,6 +5683,8 @@
           <w:lang w:val="pt-BR"/>
         </w:rPr>
       </w:pPr>
+      <w:proofErr w:type="spellStart"/>
+      <w:proofErr w:type="gramStart"/>
       <w:r>
         <w:rPr>
           <w:rFonts w:ascii="Arial" w:hAnsi="Arial" w:cs="Arial"/>
@@ -4915,7 +5692,47 @@
           <w:sz w:val="18"/>
           <w:lang w:val="pt-BR"/>
         </w:rPr>
-        <w:t>ExistCpo("ZZ1", xFilial("ZZ1") + M-&gt;ZZ2_CONFOR, 1)</w:t>
+        <w:t>ExistCpo</w:t>
+      </w:r>
+      <w:proofErr w:type="spellEnd"/>
+      <w:r>
+        <w:rPr>
+          <w:rFonts w:ascii="Arial" w:hAnsi="Arial" w:cs="Arial"/>
+          <w:color w:val="000000" w:themeColor="text1"/>
+          <w:sz w:val="18"/>
+          <w:lang w:val="pt-BR"/>
+        </w:rPr>
+        <w:t>(</w:t>
+      </w:r>
+      <w:proofErr w:type="gramEnd"/>
+      <w:r>
+        <w:rPr>
+          <w:rFonts w:ascii="Arial" w:hAnsi="Arial" w:cs="Arial"/>
+          <w:color w:val="000000" w:themeColor="text1"/>
+          <w:sz w:val="18"/>
+          <w:lang w:val="pt-BR"/>
+        </w:rPr>
+        <w:t xml:space="preserve">"ZZ1", </w:t>
+      </w:r>
+      <w:proofErr w:type="spellStart"/>
+      <w:r>
+        <w:rPr>
+          <w:rFonts w:ascii="Arial" w:hAnsi="Arial" w:cs="Arial"/>
+          <w:color w:val="000000" w:themeColor="text1"/>
+          <w:sz w:val="18"/>
+          <w:lang w:val="pt-BR"/>
+        </w:rPr>
+        <w:t>xFilial</w:t>
+      </w:r>
+      <w:proofErr w:type="spellEnd"/>
+      <w:r>
+        <w:rPr>
+          <w:rFonts w:ascii="Arial" w:hAnsi="Arial" w:cs="Arial"/>
+          <w:color w:val="000000" w:themeColor="text1"/>
+          <w:sz w:val="18"/>
+          <w:lang w:val="pt-BR"/>
+        </w:rPr>
+        <w:t>("ZZ1") + M-&gt;ZZ2_CONFOR, 1)</w:t>
       </w:r>
     </w:p>
     <w:p>
@@ -4944,6 +5761,8 @@
           <w:lang w:val="pt-BR"/>
         </w:rPr>
       </w:pPr>
+      <w:proofErr w:type="spellStart"/>
+      <w:proofErr w:type="gramStart"/>
       <w:r>
         <w:rPr>
           <w:rFonts w:ascii="Arial" w:hAnsi="Arial" w:cs="Arial"/>
@@ -4951,7 +5770,47 @@
           <w:sz w:val="18"/>
           <w:lang w:val="pt-BR"/>
         </w:rPr>
-        <w:t>ExistCpo("SB1", xFilial("SB1") + M-&gt;ZZ2_CODPRO, 1)</w:t>
+        <w:t>ExistCpo</w:t>
+      </w:r>
+      <w:proofErr w:type="spellEnd"/>
+      <w:r>
+        <w:rPr>
+          <w:rFonts w:ascii="Arial" w:hAnsi="Arial" w:cs="Arial"/>
+          <w:color w:val="000000" w:themeColor="text1"/>
+          <w:sz w:val="18"/>
+          <w:lang w:val="pt-BR"/>
+        </w:rPr>
+        <w:t>(</w:t>
+      </w:r>
+      <w:proofErr w:type="gramEnd"/>
+      <w:r>
+        <w:rPr>
+          <w:rFonts w:ascii="Arial" w:hAnsi="Arial" w:cs="Arial"/>
+          <w:color w:val="000000" w:themeColor="text1"/>
+          <w:sz w:val="18"/>
+          <w:lang w:val="pt-BR"/>
+        </w:rPr>
+        <w:t xml:space="preserve">"SB1", </w:t>
+      </w:r>
+      <w:proofErr w:type="spellStart"/>
+      <w:r>
+        <w:rPr>
+          <w:rFonts w:ascii="Arial" w:hAnsi="Arial" w:cs="Arial"/>
+          <w:color w:val="000000" w:themeColor="text1"/>
+          <w:sz w:val="18"/>
+          <w:lang w:val="pt-BR"/>
+        </w:rPr>
+        <w:t>xFilial</w:t>
+      </w:r>
+      <w:proofErr w:type="spellEnd"/>
+      <w:r>
+        <w:rPr>
+          <w:rFonts w:ascii="Arial" w:hAnsi="Arial" w:cs="Arial"/>
+          <w:color w:val="000000" w:themeColor="text1"/>
+          <w:sz w:val="18"/>
+          <w:lang w:val="pt-BR"/>
+        </w:rPr>
+        <w:t>("SB1") + M-&gt;ZZ2_CODPRO, 1)</w:t>
       </w:r>
     </w:p>
     <w:p>
@@ -4987,8 +5846,19 @@
           <w:sz w:val="18"/>
           <w:lang w:val="pt-BR"/>
         </w:rPr>
-        <w:t>M-&gt;ZZ2_DATA &lt;= dDataBase</w:t>
+        <w:t xml:space="preserve">M-&gt;ZZ2_DATA &lt;= </w:t>
       </w:r>
+      <w:proofErr w:type="spellStart"/>
+      <w:r>
+        <w:rPr>
+          <w:rFonts w:ascii="Arial" w:hAnsi="Arial" w:cs="Arial"/>
+          <w:color w:val="000000" w:themeColor="text1"/>
+          <w:sz w:val="18"/>
+          <w:lang w:val="pt-BR"/>
+        </w:rPr>
+        <w:t>dDataBase</w:t>
+      </w:r>
+      <w:proofErr w:type="spellEnd"/>
     </w:p>
     <w:p>
       <w:pPr>
@@ -5035,6 +5905,7 @@
                 <w:color w:val="000000" w:themeColor="text1"/>
               </w:rPr>
             </w:pPr>
+            <w:proofErr w:type="spellStart"/>
             <w:r>
               <w:rPr>
                 <w:rFonts w:cs="Arial"/>
@@ -5043,6 +5914,7 @@
               </w:rPr>
               <w:t>Gatilho</w:t>
             </w:r>
+            <w:proofErr w:type="spellEnd"/>
           </w:p>
         </w:tc>
         <w:tc>
@@ -5057,6 +5929,7 @@
                 <w:color w:val="000000" w:themeColor="text1"/>
               </w:rPr>
             </w:pPr>
+            <w:proofErr w:type="spellStart"/>
             <w:r>
               <w:rPr>
                 <w:rFonts w:cs="Arial"/>
@@ -5065,6 +5938,7 @@
               </w:rPr>
               <w:t>Finalidade</w:t>
             </w:r>
+            <w:proofErr w:type="spellEnd"/>
           </w:p>
         </w:tc>
       </w:tr>
@@ -5345,7 +6219,6 @@
                 <w:color w:val="000000" w:themeColor="text1"/>
                 <w:sz w:val="17"/>
               </w:rPr>
-              <w:lastRenderedPageBreak/>
               <w:t>ZZ2_HORA → ZZ2_HORA</w:t>
             </w:r>
           </w:p>
@@ -5376,6 +6249,74 @@
         </w:tc>
       </w:tr>
     </w:tbl>
+    <w:p>
+      <w:pPr>
+        <w:pStyle w:val="Ttulo1"/>
+        <w:rPr>
+          <w:rFonts w:ascii="Arial" w:hAnsi="Arial" w:cs="Arial"/>
+          <w:color w:val="000000" w:themeColor="text1"/>
+          <w:lang w:val="pt-BR"/>
+        </w:rPr>
+      </w:pPr>
+      <w:r>
+        <w:rPr>
+          <w:noProof/>
+        </w:rPr>
+        <w:drawing>
+          <wp:inline distT="0" distB="0" distL="0" distR="0" wp14:anchorId="7E58C77E" wp14:editId="45B05575">
+            <wp:extent cx="3934283" cy="1368654"/>
+            <wp:effectExtent l="0" t="0" r="0" b="3175"/>
+            <wp:docPr id="23497420" name="Imagem 6"/>
+            <wp:cNvGraphicFramePr>
+              <a:graphicFrameLocks xmlns:a="http://schemas.openxmlformats.org/drawingml/2006/main" noChangeAspect="1"/>
+            </wp:cNvGraphicFramePr>
+            <a:graphic xmlns:a="http://schemas.openxmlformats.org/drawingml/2006/main">
+              <a:graphicData uri="http://schemas.openxmlformats.org/drawingml/2006/picture">
+                <pic:pic xmlns:pic="http://schemas.openxmlformats.org/drawingml/2006/picture">
+                  <pic:nvPicPr>
+                    <pic:cNvPr id="0" name="Picture 11"/>
+                    <pic:cNvPicPr>
+                      <a:picLocks noChangeAspect="1" noChangeArrowheads="1"/>
+                    </pic:cNvPicPr>
+                  </pic:nvPicPr>
+                  <pic:blipFill rotWithShape="1">
+                    <a:blip r:embed="rId14">
+                      <a:extLst>
+                        <a:ext uri="{28A0092B-C50C-407E-A947-70E740481C1C}">
+                          <a14:useLocalDpi xmlns:a14="http://schemas.microsoft.com/office/drawing/2010/main" val="0"/>
+                        </a:ext>
+                      </a:extLst>
+                    </a:blip>
+                    <a:srcRect t="84118"/>
+                    <a:stretch>
+                      <a:fillRect/>
+                    </a:stretch>
+                  </pic:blipFill>
+                  <pic:spPr bwMode="auto">
+                    <a:xfrm>
+                      <a:off x="0" y="0"/>
+                      <a:ext cx="3934460" cy="1368716"/>
+                    </a:xfrm>
+                    <a:prstGeom prst="rect">
+                      <a:avLst/>
+                    </a:prstGeom>
+                    <a:noFill/>
+                    <a:ln>
+                      <a:noFill/>
+                    </a:ln>
+                    <a:extLst>
+                      <a:ext uri="{53640926-AAD7-44D8-BBD7-CCE9431645EC}">
+                        <a14:shadowObscured xmlns:a14="http://schemas.microsoft.com/office/drawing/2010/main"/>
+                      </a:ext>
+                    </a:extLst>
+                  </pic:spPr>
+                </pic:pic>
+              </a:graphicData>
+            </a:graphic>
+          </wp:inline>
+        </w:drawing>
+      </w:r>
+    </w:p>
     <w:p>
       <w:pPr>
         <w:pStyle w:val="Ttulo1"/>
@@ -5448,7 +6389,25 @@
           <w:color w:val="000000" w:themeColor="text1"/>
           <w:lang w:val="pt-BR"/>
         </w:rPr>
-        <w:t>Disponibilizar os arquivos da pasta Dados-e-Dicionario no ambiente utilizado pelo Protheus.</w:t>
+        <w:t>Disponibilizar os arquivos da pasta Dados-e-</w:t>
+      </w:r>
+      <w:proofErr w:type="spellStart"/>
+      <w:r>
+        <w:rPr>
+          <w:rFonts w:cs="Arial"/>
+          <w:color w:val="000000" w:themeColor="text1"/>
+          <w:lang w:val="pt-BR"/>
+        </w:rPr>
+        <w:t>Dicionario</w:t>
+      </w:r>
+      <w:proofErr w:type="spellEnd"/>
+      <w:r>
+        <w:rPr>
+          <w:rFonts w:cs="Arial"/>
+          <w:color w:val="000000" w:themeColor="text1"/>
+          <w:lang w:val="pt-BR"/>
+        </w:rPr>
+        <w:t xml:space="preserve"> no ambiente utilizado pelo Protheus.</w:t>
       </w:r>
     </w:p>
     <w:p>
@@ -5470,7 +6429,26 @@
           <w:color w:val="000000" w:themeColor="text1"/>
           <w:lang w:val="pt-BR"/>
         </w:rPr>
-        <w:t>Compilar os fontes STTZZLIB.PRW, STTZZ1.PRW e STTZZ2.PRW no ambiente de desenvolvimento.</w:t>
+        <w:lastRenderedPageBreak/>
+        <w:t xml:space="preserve">Compilar </w:t>
+      </w:r>
+      <w:proofErr w:type="gramStart"/>
+      <w:r>
+        <w:rPr>
+          <w:rFonts w:cs="Arial"/>
+          <w:color w:val="000000" w:themeColor="text1"/>
+          <w:lang w:val="pt-BR"/>
+        </w:rPr>
+        <w:t>os fontes</w:t>
+      </w:r>
+      <w:proofErr w:type="gramEnd"/>
+      <w:r>
+        <w:rPr>
+          <w:rFonts w:cs="Arial"/>
+          <w:color w:val="000000" w:themeColor="text1"/>
+          <w:lang w:val="pt-BR"/>
+        </w:rPr>
+        <w:t xml:space="preserve"> STTZZLIB.PRW, STTZZ1.PRW e STTZZ2.PRW no ambiente de desenvolvimento.</w:t>
       </w:r>
     </w:p>
     <w:p>
@@ -5492,7 +6470,25 @@
           <w:color w:val="000000" w:themeColor="text1"/>
           <w:lang w:val="pt-BR"/>
         </w:rPr>
-        <w:t>Iniciar o SmartClient e acessar o módulo de Compras (SIGACOM).</w:t>
+        <w:t xml:space="preserve">Iniciar o </w:t>
+      </w:r>
+      <w:proofErr w:type="spellStart"/>
+      <w:r>
+        <w:rPr>
+          <w:rFonts w:cs="Arial"/>
+          <w:color w:val="000000" w:themeColor="text1"/>
+          <w:lang w:val="pt-BR"/>
+        </w:rPr>
+        <w:t>SmartClient</w:t>
+      </w:r>
+      <w:proofErr w:type="spellEnd"/>
+      <w:r>
+        <w:rPr>
+          <w:rFonts w:cs="Arial"/>
+          <w:color w:val="000000" w:themeColor="text1"/>
+          <w:lang w:val="pt-BR"/>
+        </w:rPr>
+        <w:t xml:space="preserve"> e acessar o módulo de Compras (SIGACOM).</w:t>
       </w:r>
     </w:p>
     <w:p>
@@ -5554,14 +6550,20 @@
           <w:color w:val="000000" w:themeColor="text1"/>
           <w:lang w:val="pt-BR"/>
         </w:rPr>
-        <w:t>10. Evidências</w:t>
+        <w:t>1</w:t>
+      </w:r>
+      <w:r>
+        <w:rPr>
+          <w:rFonts w:ascii="Arial" w:hAnsi="Arial" w:cs="Arial"/>
+          <w:color w:val="000000" w:themeColor="text1"/>
+          <w:lang w:val="pt-BR"/>
+        </w:rPr>
+        <w:t>1. Considerações Finais</w:t>
       </w:r>
     </w:p>
     <w:p>
       <w:pPr>
         <w:rPr>
-          <w:rFonts w:cs="Arial"/>
-          <w:color w:val="000000" w:themeColor="text1"/>
           <w:lang w:val="pt-BR"/>
         </w:rPr>
       </w:pPr>
@@ -5571,49 +6573,23 @@
           <w:color w:val="000000" w:themeColor="text1"/>
           <w:lang w:val="pt-BR"/>
         </w:rPr>
-        <w:t>As imagens abaixo devem ser inseridas conforme os prints obtidos durante o desenvolvimento e os testes.</w:t>
+        <w:t xml:space="preserve">O projeto implementa o controle de certificados e ocorrências de não conformidade utilizando recursos do TOTVS Protheus e ADVPL/Harbour. A separação das rotinas, o uso de validações, gatilhos e biblioteca de funções auxiliares </w:t>
       </w:r>
-    </w:p>
-    <w:p>
-      <w:pPr>
+      <w:r>
         <w:rPr>
           <w:rFonts w:cs="Arial"/>
           <w:color w:val="000000" w:themeColor="text1"/>
           <w:lang w:val="pt-BR"/>
         </w:rPr>
-      </w:pPr>
-    </w:p>
-    <w:p>
-      <w:pPr>
-        <w:pStyle w:val="Ttulo1"/>
-        <w:rPr>
-          <w:rFonts w:ascii="Arial" w:hAnsi="Arial" w:cs="Arial"/>
+        <w:t>contribuem</w:t>
+      </w:r>
+      <w:r>
+        <w:rPr>
+          <w:rFonts w:cs="Arial"/>
           <w:color w:val="000000" w:themeColor="text1"/>
           <w:lang w:val="pt-BR"/>
         </w:rPr>
-      </w:pPr>
-      <w:r>
-        <w:rPr>
-          <w:rFonts w:ascii="Arial" w:hAnsi="Arial" w:cs="Arial"/>
-          <w:color w:val="000000" w:themeColor="text1"/>
-          <w:lang w:val="pt-BR"/>
-        </w:rPr>
-        <w:t>11. Considerações Finais</w:t>
-      </w:r>
-    </w:p>
-    <w:p>
-      <w:pPr>
-        <w:rPr>
-          <w:lang w:val="pt-BR"/>
-        </w:rPr>
-      </w:pPr>
-      <w:r>
-        <w:rPr>
-          <w:rFonts w:cs="Arial"/>
-          <w:color w:val="000000" w:themeColor="text1"/>
-          <w:lang w:val="pt-BR"/>
-        </w:rPr>
-        <w:t>O projeto implementa o controle de certificados e ocorrências de não conformidade utilizando recursos do TOTVS Protheus e ADVPL/Harbour. A separação das rotinas, o uso de validações, gatilhos e biblioteca de funções auxiliares contribuem para a organização e manutenção</w:t>
+        <w:t xml:space="preserve"> para a organização e manutenção</w:t>
       </w:r>
       <w:r>
         <w:rPr>
@@ -5630,7 +6606,7 @@
       </w:r>
     </w:p>
     <w:sectPr>
-      <w:footerReference w:type="default" r:id="rId8"/>
+      <w:footerReference w:type="default" r:id="rId15"/>
       <w:pgSz w:w="12240" w:h="15840"/>
       <w:pgMar w:top="1134" w:right="1247" w:bottom="1134" w:left="1247" w:header="720" w:footer="720" w:gutter="0"/>
       <w:cols w:space="720"/>
